--- a/mps-nivel-c/oficial/01_apoio/cap/TPL-CAP-002_Relatorio-de-Eficacia-de-Treinamento.docx
+++ b/mps-nivel-c/oficial/01_apoio/cap/TPL-CAP-002_Relatorio-de-Eficacia-de-Treinamento.docx
@@ -34,7 +34,7 @@
           <w:color w:val="555555"/>
           <w:sz w:val="20"/>
         </w:rPr>
-        <w:t>REL-CAP-`&lt;número   ·   Versão Data   ·   `&lt;dd/mm/aaaa&gt;`   ·   Timeware Brasil</w:t>
+        <w:t>TPL-CAP-002   ·   Versão 1.0   ·   15/01/2026   ·   Timeware Brasil</w:t>
       </w:r>
     </w:p>
     <w:p>
@@ -4571,7 +4571,7 @@
         <w:color w:val="555555"/>
         <w:sz w:val="16"/>
       </w:rPr>
-      <w:t>vData  ·  `&lt;dd/mm/aaaa&gt;`</w:t>
+      <w:t>v1.0  ·  15/01/2026</w:t>
     </w:r>
     <w:r>
       <w:tab/>
@@ -4633,7 +4633,7 @@
         <w:color w:val="555555"/>
         <w:sz w:val="16"/>
       </w:rPr>
-      <w:t>vData  ·  `&lt;dd/mm/aaaa&gt;`</w:t>
+      <w:t>v1.0  ·  15/01/2026</w:t>
     </w:r>
     <w:r>
       <w:tab/>
@@ -4704,7 +4704,7 @@
         <w:color w:val="555555"/>
         <w:sz w:val="18"/>
       </w:rPr>
-      <w:t xml:space="preserve">   ·   REL-CAP-`&lt;número</w:t>
+      <w:t xml:space="preserve">   ·   TPL-CAP-002</w:t>
     </w:r>
     <w:r>
       <w:tab/>
